--- a/Tejas_Agrawal_Shokumukeirekisho.docx
+++ b/Tejas_Agrawal_Shokumukeirekisho.docx
@@ -31,20 +31,14 @@
         <w:t>年</w:t>
       </w:r>
       <w:r>
-        <w:rPr/>
-        <w:t>5</w:t>
-      </w:r>
-      <w:r>
-        <w:rPr/>
-        <w:t>月</w:t>
-      </w:r>
-      <w:r>
-        <w:rPr/>
-        <w:t>24</w:t>
-      </w:r>
-      <w:r>
-        <w:rPr/>
-        <w:t>日現在</w:t>
+        <w:rPr>
+          <w:lang w:eastAsia="ja-JP"/>
+        </w:rPr>
+        <w:t>6</w:t>
+      </w:r>
+      <w:r>
+        <w:rPr/>
+        <w:t>月現在</w:t>
       </w:r>
     </w:p>
     <w:p>
@@ -865,7 +859,10 @@
         </w:rPr>
       </w:pPr>
       <w:r>
-        <w:rPr/>
+        <w:rPr>
+          <w:b/>
+          <w:sz w:val="24"/>
+        </w:rPr>
       </w:r>
     </w:p>
     <w:p>
@@ -1071,6 +1068,7 @@
         </w:tabs>
         <w:ind w:start="1080" w:hanging="360"/>
       </w:pPr>
+      <w:rPr/>
     </w:lvl>
     <w:lvl w:ilvl="2">
       <w:start w:val="1"/>
@@ -1083,6 +1081,7 @@
         </w:tabs>
         <w:ind w:start="1440" w:hanging="360"/>
       </w:pPr>
+      <w:rPr/>
     </w:lvl>
     <w:lvl w:ilvl="3">
       <w:start w:val="1"/>
@@ -1095,6 +1094,7 @@
         </w:tabs>
         <w:ind w:start="1800" w:hanging="360"/>
       </w:pPr>
+      <w:rPr/>
     </w:lvl>
     <w:lvl w:ilvl="4">
       <w:start w:val="1"/>
@@ -1107,6 +1107,7 @@
         </w:tabs>
         <w:ind w:start="2160" w:hanging="360"/>
       </w:pPr>
+      <w:rPr/>
     </w:lvl>
     <w:lvl w:ilvl="5">
       <w:start w:val="1"/>
@@ -1119,6 +1120,7 @@
         </w:tabs>
         <w:ind w:start="2520" w:hanging="360"/>
       </w:pPr>
+      <w:rPr/>
     </w:lvl>
     <w:lvl w:ilvl="6">
       <w:start w:val="1"/>
@@ -1131,6 +1133,7 @@
         </w:tabs>
         <w:ind w:start="2880" w:hanging="360"/>
       </w:pPr>
+      <w:rPr/>
     </w:lvl>
     <w:lvl w:ilvl="7">
       <w:start w:val="1"/>
@@ -1143,6 +1146,7 @@
         </w:tabs>
         <w:ind w:start="3240" w:hanging="360"/>
       </w:pPr>
+      <w:rPr/>
     </w:lvl>
     <w:lvl w:ilvl="8">
       <w:start w:val="1"/>
@@ -1155,6 +1159,7 @@
         </w:tabs>
         <w:ind w:start="3600" w:hanging="360"/>
       </w:pPr>
+      <w:rPr/>
     </w:lvl>
   </w:abstractNum>
   <w:abstractNum w:abstractNumId="2">
@@ -1184,6 +1189,7 @@
         </w:tabs>
         <w:ind w:start="1080" w:hanging="360"/>
       </w:pPr>
+      <w:rPr/>
     </w:lvl>
     <w:lvl w:ilvl="2">
       <w:start w:val="1"/>
@@ -1196,6 +1202,7 @@
         </w:tabs>
         <w:ind w:start="1440" w:hanging="360"/>
       </w:pPr>
+      <w:rPr/>
     </w:lvl>
     <w:lvl w:ilvl="3">
       <w:start w:val="1"/>
@@ -1208,6 +1215,7 @@
         </w:tabs>
         <w:ind w:start="1800" w:hanging="360"/>
       </w:pPr>
+      <w:rPr/>
     </w:lvl>
     <w:lvl w:ilvl="4">
       <w:start w:val="1"/>
@@ -1220,6 +1228,7 @@
         </w:tabs>
         <w:ind w:start="2160" w:hanging="360"/>
       </w:pPr>
+      <w:rPr/>
     </w:lvl>
     <w:lvl w:ilvl="5">
       <w:start w:val="1"/>
@@ -1232,6 +1241,7 @@
         </w:tabs>
         <w:ind w:start="2520" w:hanging="360"/>
       </w:pPr>
+      <w:rPr/>
     </w:lvl>
     <w:lvl w:ilvl="6">
       <w:start w:val="1"/>
@@ -1244,6 +1254,7 @@
         </w:tabs>
         <w:ind w:start="2880" w:hanging="360"/>
       </w:pPr>
+      <w:rPr/>
     </w:lvl>
     <w:lvl w:ilvl="7">
       <w:start w:val="1"/>
@@ -1256,6 +1267,7 @@
         </w:tabs>
         <w:ind w:start="3240" w:hanging="360"/>
       </w:pPr>
+      <w:rPr/>
     </w:lvl>
     <w:lvl w:ilvl="8">
       <w:start w:val="1"/>
@@ -1268,6 +1280,7 @@
         </w:tabs>
         <w:ind w:start="3600" w:hanging="360"/>
       </w:pPr>
+      <w:rPr/>
     </w:lvl>
   </w:abstractNum>
   <w:abstractNum w:abstractNumId="3">
@@ -1297,6 +1310,7 @@
         </w:tabs>
         <w:ind w:start="1080" w:hanging="360"/>
       </w:pPr>
+      <w:rPr/>
     </w:lvl>
     <w:lvl w:ilvl="2">
       <w:start w:val="1"/>
@@ -1309,6 +1323,7 @@
         </w:tabs>
         <w:ind w:start="1440" w:hanging="360"/>
       </w:pPr>
+      <w:rPr/>
     </w:lvl>
     <w:lvl w:ilvl="3">
       <w:start w:val="1"/>
@@ -1321,6 +1336,7 @@
         </w:tabs>
         <w:ind w:start="1800" w:hanging="360"/>
       </w:pPr>
+      <w:rPr/>
     </w:lvl>
     <w:lvl w:ilvl="4">
       <w:start w:val="1"/>
@@ -1333,6 +1349,7 @@
         </w:tabs>
         <w:ind w:start="2160" w:hanging="360"/>
       </w:pPr>
+      <w:rPr/>
     </w:lvl>
     <w:lvl w:ilvl="5">
       <w:start w:val="1"/>
@@ -1345,6 +1362,7 @@
         </w:tabs>
         <w:ind w:start="2520" w:hanging="360"/>
       </w:pPr>
+      <w:rPr/>
     </w:lvl>
     <w:lvl w:ilvl="6">
       <w:start w:val="1"/>
@@ -1357,6 +1375,7 @@
         </w:tabs>
         <w:ind w:start="2880" w:hanging="360"/>
       </w:pPr>
+      <w:rPr/>
     </w:lvl>
     <w:lvl w:ilvl="7">
       <w:start w:val="1"/>
@@ -1369,6 +1388,7 @@
         </w:tabs>
         <w:ind w:start="3240" w:hanging="360"/>
       </w:pPr>
+      <w:rPr/>
     </w:lvl>
     <w:lvl w:ilvl="8">
       <w:start w:val="1"/>
@@ -1381,6 +1401,7 @@
         </w:tabs>
         <w:ind w:start="3600" w:hanging="360"/>
       </w:pPr>
+      <w:rPr/>
     </w:lvl>
   </w:abstractNum>
   <w:abstractNum w:abstractNumId="4">
@@ -1408,6 +1429,7 @@
         </w:tabs>
         <w:ind w:start="1080" w:hanging="360"/>
       </w:pPr>
+      <w:rPr/>
     </w:lvl>
     <w:lvl w:ilvl="2">
       <w:start w:val="1"/>
@@ -1420,6 +1442,7 @@
         </w:tabs>
         <w:ind w:start="1440" w:hanging="360"/>
       </w:pPr>
+      <w:rPr/>
     </w:lvl>
     <w:lvl w:ilvl="3">
       <w:start w:val="1"/>
@@ -1432,6 +1455,7 @@
         </w:tabs>
         <w:ind w:start="1800" w:hanging="360"/>
       </w:pPr>
+      <w:rPr/>
     </w:lvl>
     <w:lvl w:ilvl="4">
       <w:start w:val="1"/>
@@ -1444,6 +1468,7 @@
         </w:tabs>
         <w:ind w:start="2160" w:hanging="360"/>
       </w:pPr>
+      <w:rPr/>
     </w:lvl>
     <w:lvl w:ilvl="5">
       <w:start w:val="1"/>
@@ -1456,6 +1481,7 @@
         </w:tabs>
         <w:ind w:start="2520" w:hanging="360"/>
       </w:pPr>
+      <w:rPr/>
     </w:lvl>
     <w:lvl w:ilvl="6">
       <w:start w:val="1"/>
@@ -1468,6 +1494,7 @@
         </w:tabs>
         <w:ind w:start="2880" w:hanging="360"/>
       </w:pPr>
+      <w:rPr/>
     </w:lvl>
     <w:lvl w:ilvl="7">
       <w:start w:val="1"/>
@@ -1480,6 +1507,7 @@
         </w:tabs>
         <w:ind w:start="3240" w:hanging="360"/>
       </w:pPr>
+      <w:rPr/>
     </w:lvl>
     <w:lvl w:ilvl="8">
       <w:start w:val="1"/>
@@ -1492,6 +1520,7 @@
         </w:tabs>
         <w:ind w:start="3600" w:hanging="360"/>
       </w:pPr>
+      <w:rPr/>
     </w:lvl>
   </w:abstractNum>
   <w:abstractNum w:abstractNumId="5">
@@ -1519,6 +1548,7 @@
         </w:tabs>
         <w:ind w:start="1080" w:hanging="360"/>
       </w:pPr>
+      <w:rPr/>
     </w:lvl>
     <w:lvl w:ilvl="2">
       <w:start w:val="1"/>
@@ -1531,6 +1561,7 @@
         </w:tabs>
         <w:ind w:start="1440" w:hanging="360"/>
       </w:pPr>
+      <w:rPr/>
     </w:lvl>
     <w:lvl w:ilvl="3">
       <w:start w:val="1"/>
@@ -1543,6 +1574,7 @@
         </w:tabs>
         <w:ind w:start="1800" w:hanging="360"/>
       </w:pPr>
+      <w:rPr/>
     </w:lvl>
     <w:lvl w:ilvl="4">
       <w:start w:val="1"/>
@@ -1555,6 +1587,7 @@
         </w:tabs>
         <w:ind w:start="2160" w:hanging="360"/>
       </w:pPr>
+      <w:rPr/>
     </w:lvl>
     <w:lvl w:ilvl="5">
       <w:start w:val="1"/>
@@ -1567,6 +1600,7 @@
         </w:tabs>
         <w:ind w:start="2520" w:hanging="360"/>
       </w:pPr>
+      <w:rPr/>
     </w:lvl>
     <w:lvl w:ilvl="6">
       <w:start w:val="1"/>
@@ -1579,6 +1613,7 @@
         </w:tabs>
         <w:ind w:start="2880" w:hanging="360"/>
       </w:pPr>
+      <w:rPr/>
     </w:lvl>
     <w:lvl w:ilvl="7">
       <w:start w:val="1"/>
@@ -1591,6 +1626,7 @@
         </w:tabs>
         <w:ind w:start="3240" w:hanging="360"/>
       </w:pPr>
+      <w:rPr/>
     </w:lvl>
     <w:lvl w:ilvl="8">
       <w:start w:val="1"/>
@@ -1603,6 +1639,7 @@
         </w:tabs>
         <w:ind w:start="3600" w:hanging="360"/>
       </w:pPr>
+      <w:rPr/>
     </w:lvl>
   </w:abstractNum>
   <w:abstractNum w:abstractNumId="6">
@@ -1630,6 +1667,7 @@
         </w:tabs>
         <w:ind w:start="1080" w:hanging="360"/>
       </w:pPr>
+      <w:rPr/>
     </w:lvl>
     <w:lvl w:ilvl="2">
       <w:start w:val="1"/>
@@ -1642,6 +1680,7 @@
         </w:tabs>
         <w:ind w:start="1440" w:hanging="360"/>
       </w:pPr>
+      <w:rPr/>
     </w:lvl>
     <w:lvl w:ilvl="3">
       <w:start w:val="1"/>
@@ -1654,6 +1693,7 @@
         </w:tabs>
         <w:ind w:start="1800" w:hanging="360"/>
       </w:pPr>
+      <w:rPr/>
     </w:lvl>
     <w:lvl w:ilvl="4">
       <w:start w:val="1"/>
@@ -1666,6 +1706,7 @@
         </w:tabs>
         <w:ind w:start="2160" w:hanging="360"/>
       </w:pPr>
+      <w:rPr/>
     </w:lvl>
     <w:lvl w:ilvl="5">
       <w:start w:val="1"/>
@@ -1678,6 +1719,7 @@
         </w:tabs>
         <w:ind w:start="2520" w:hanging="360"/>
       </w:pPr>
+      <w:rPr/>
     </w:lvl>
     <w:lvl w:ilvl="6">
       <w:start w:val="1"/>
@@ -1690,6 +1732,7 @@
         </w:tabs>
         <w:ind w:start="2880" w:hanging="360"/>
       </w:pPr>
+      <w:rPr/>
     </w:lvl>
     <w:lvl w:ilvl="7">
       <w:start w:val="1"/>
@@ -1702,6 +1745,7 @@
         </w:tabs>
         <w:ind w:start="3240" w:hanging="360"/>
       </w:pPr>
+      <w:rPr/>
     </w:lvl>
     <w:lvl w:ilvl="8">
       <w:start w:val="1"/>
@@ -1714,6 +1758,7 @@
         </w:tabs>
         <w:ind w:start="3600" w:hanging="360"/>
       </w:pPr>
+      <w:rPr/>
     </w:lvl>
   </w:abstractNum>
   <w:abstractNum w:abstractNumId="7">
@@ -1864,7 +1909,7 @@
   <w:docDefaults>
     <w:rPrDefault>
       <w:rPr>
-        <w:rFonts w:ascii="Cambria" w:hAnsi="Cambria" w:eastAsia="ＭＳ 明朝" w:cs="" w:asciiTheme="minorHAnsi" w:cstheme="minorBidi" w:eastAsiaTheme="minorEastAsia" w:hAnsiTheme="minorHAnsi"/>
+        <w:rFonts w:ascii="Cambria" w:hAnsi="Cambria" w:eastAsia="" w:cs="" w:asciiTheme="minorHAnsi" w:cstheme="minorBidi" w:eastAsiaTheme="minorEastAsia" w:hAnsiTheme="minorHAnsi"/>
         <w:sz w:val="22"/>
         <w:szCs w:val="22"/>
         <w:lang w:val="en-US" w:eastAsia="en-US" w:bidi="ar-SA"/>
@@ -2021,12 +2066,13 @@
     <w:rsid w:val="00fc693f"/>
     <w:pPr>
       <w:widowControl/>
+      <w:suppressAutoHyphens w:val="true"/>
       <w:bidi w:val="0"/>
       <w:spacing w:lineRule="auto" w:line="276" w:before="0" w:after="200"/>
       <w:jc w:val="start"/>
     </w:pPr>
     <w:rPr>
-      <w:rFonts w:ascii="Yu Gothic" w:hAnsi="Yu Gothic" w:eastAsia="ＭＳ 明朝" w:cs="" w:cstheme="minorBidi" w:eastAsiaTheme="minorEastAsia"/>
+      <w:rFonts w:ascii="Yu Gothic" w:hAnsi="Yu Gothic" w:eastAsia="" w:cs="" w:cstheme="minorBidi" w:eastAsiaTheme="minorEastAsia"/>
       <w:color w:val="auto"/>
       <w:kern w:val="0"/>
       <w:sz w:val="22"/>
@@ -2049,7 +2095,7 @@
       <w:outlineLvl w:val="0"/>
     </w:pPr>
     <w:rPr>
-      <w:rFonts w:ascii="Calibri" w:hAnsi="Calibri" w:eastAsia="ＭＳ ゴシック" w:cs="" w:asciiTheme="majorHAnsi" w:cstheme="majorBidi" w:eastAsiaTheme="majorEastAsia" w:hAnsiTheme="majorHAnsi"/>
+      <w:rFonts w:ascii="Calibri" w:hAnsi="Calibri" w:eastAsia="" w:cs="" w:asciiTheme="majorHAnsi" w:cstheme="majorBidi" w:eastAsiaTheme="majorEastAsia" w:hAnsiTheme="majorHAnsi"/>
       <w:b/>
       <w:bCs/>
       <w:color w:themeColor="accent1" w:themeShade="bf" w:val="365F91"/>
@@ -2073,7 +2119,7 @@
       <w:outlineLvl w:val="1"/>
     </w:pPr>
     <w:rPr>
-      <w:rFonts w:ascii="Calibri" w:hAnsi="Calibri" w:eastAsia="ＭＳ ゴシック" w:cs="" w:asciiTheme="majorHAnsi" w:cstheme="majorBidi" w:eastAsiaTheme="majorEastAsia" w:hAnsiTheme="majorHAnsi"/>
+      <w:rFonts w:ascii="Calibri" w:hAnsi="Calibri" w:eastAsia="" w:cs="" w:asciiTheme="majorHAnsi" w:cstheme="majorBidi" w:eastAsiaTheme="majorEastAsia" w:hAnsiTheme="majorHAnsi"/>
       <w:b/>
       <w:bCs/>
       <w:color w:themeColor="accent1" w:val="4F81BD"/>
@@ -2097,7 +2143,7 @@
       <w:outlineLvl w:val="2"/>
     </w:pPr>
     <w:rPr>
-      <w:rFonts w:ascii="Calibri" w:hAnsi="Calibri" w:eastAsia="ＭＳ ゴシック" w:cs="" w:asciiTheme="majorHAnsi" w:cstheme="majorBidi" w:eastAsiaTheme="majorEastAsia" w:hAnsiTheme="majorHAnsi"/>
+      <w:rFonts w:ascii="Calibri" w:hAnsi="Calibri" w:eastAsia="" w:cs="" w:asciiTheme="majorHAnsi" w:cstheme="majorBidi" w:eastAsiaTheme="majorEastAsia" w:hAnsiTheme="majorHAnsi"/>
       <w:b/>
       <w:bCs/>
       <w:color w:themeColor="accent1" w:val="4F81BD"/>
@@ -2120,7 +2166,7 @@
       <w:outlineLvl w:val="3"/>
     </w:pPr>
     <w:rPr>
-      <w:rFonts w:ascii="Calibri" w:hAnsi="Calibri" w:eastAsia="ＭＳ ゴシック" w:cs="" w:asciiTheme="majorHAnsi" w:cstheme="majorBidi" w:eastAsiaTheme="majorEastAsia" w:hAnsiTheme="majorHAnsi"/>
+      <w:rFonts w:ascii="Calibri" w:hAnsi="Calibri" w:eastAsia="" w:cs="" w:asciiTheme="majorHAnsi" w:cstheme="majorBidi" w:eastAsiaTheme="majorEastAsia" w:hAnsiTheme="majorHAnsi"/>
       <w:b/>
       <w:bCs/>
       <w:i/>
@@ -2145,7 +2191,7 @@
       <w:outlineLvl w:val="4"/>
     </w:pPr>
     <w:rPr>
-      <w:rFonts w:ascii="Calibri" w:hAnsi="Calibri" w:eastAsia="ＭＳ ゴシック" w:cs="" w:asciiTheme="majorHAnsi" w:cstheme="majorBidi" w:eastAsiaTheme="majorEastAsia" w:hAnsiTheme="majorHAnsi"/>
+      <w:rFonts w:ascii="Calibri" w:hAnsi="Calibri" w:eastAsia="" w:cs="" w:asciiTheme="majorHAnsi" w:cstheme="majorBidi" w:eastAsiaTheme="majorEastAsia" w:hAnsiTheme="majorHAnsi"/>
       <w:color w:themeColor="accent1" w:themeShade="7f" w:val="243F60"/>
     </w:rPr>
   </w:style>
@@ -2166,7 +2212,7 @@
       <w:outlineLvl w:val="5"/>
     </w:pPr>
     <w:rPr>
-      <w:rFonts w:ascii="Calibri" w:hAnsi="Calibri" w:eastAsia="ＭＳ ゴシック" w:cs="" w:asciiTheme="majorHAnsi" w:cstheme="majorBidi" w:eastAsiaTheme="majorEastAsia" w:hAnsiTheme="majorHAnsi"/>
+      <w:rFonts w:ascii="Calibri" w:hAnsi="Calibri" w:eastAsia="" w:cs="" w:asciiTheme="majorHAnsi" w:cstheme="majorBidi" w:eastAsiaTheme="majorEastAsia" w:hAnsiTheme="majorHAnsi"/>
       <w:i/>
       <w:iCs/>
       <w:color w:themeColor="accent1" w:themeShade="7f" w:val="243F60"/>
@@ -2189,7 +2235,7 @@
       <w:outlineLvl w:val="6"/>
     </w:pPr>
     <w:rPr>
-      <w:rFonts w:ascii="Calibri" w:hAnsi="Calibri" w:eastAsia="ＭＳ ゴシック" w:cs="" w:asciiTheme="majorHAnsi" w:cstheme="majorBidi" w:eastAsiaTheme="majorEastAsia" w:hAnsiTheme="majorHAnsi"/>
+      <w:rFonts w:ascii="Calibri" w:hAnsi="Calibri" w:eastAsia="" w:cs="" w:asciiTheme="majorHAnsi" w:cstheme="majorBidi" w:eastAsiaTheme="majorEastAsia" w:hAnsiTheme="majorHAnsi"/>
       <w:i/>
       <w:iCs/>
       <w:color w:themeColor="text1" w:themeTint="bf" w:val="404040"/>
@@ -2212,7 +2258,7 @@
       <w:outlineLvl w:val="7"/>
     </w:pPr>
     <w:rPr>
-      <w:rFonts w:ascii="Calibri" w:hAnsi="Calibri" w:eastAsia="ＭＳ ゴシック" w:cs="" w:asciiTheme="majorHAnsi" w:cstheme="majorBidi" w:eastAsiaTheme="majorEastAsia" w:hAnsiTheme="majorHAnsi"/>
+      <w:rFonts w:ascii="Calibri" w:hAnsi="Calibri" w:eastAsia="" w:cs="" w:asciiTheme="majorHAnsi" w:cstheme="majorBidi" w:eastAsiaTheme="majorEastAsia" w:hAnsiTheme="majorHAnsi"/>
       <w:color w:themeColor="accent1" w:val="4F81BD"/>
       <w:sz w:val="20"/>
       <w:szCs w:val="20"/>
@@ -2235,7 +2281,7 @@
       <w:outlineLvl w:val="8"/>
     </w:pPr>
     <w:rPr>
-      <w:rFonts w:ascii="Calibri" w:hAnsi="Calibri" w:eastAsia="ＭＳ ゴシック" w:cs="" w:asciiTheme="majorHAnsi" w:cstheme="majorBidi" w:eastAsiaTheme="majorEastAsia" w:hAnsiTheme="majorHAnsi"/>
+      <w:rFonts w:ascii="Calibri" w:hAnsi="Calibri" w:eastAsia="" w:cs="" w:asciiTheme="majorHAnsi" w:cstheme="majorBidi" w:eastAsiaTheme="majorEastAsia" w:hAnsiTheme="majorHAnsi"/>
       <w:i/>
       <w:iCs/>
       <w:color w:themeColor="text1" w:themeTint="bf" w:val="404040"/>
@@ -2277,7 +2323,7 @@
     <w:qFormat/>
     <w:rsid w:val="00fc693f"/>
     <w:rPr>
-      <w:rFonts w:ascii="Calibri" w:hAnsi="Calibri" w:eastAsia="ＭＳ ゴシック" w:cs="" w:asciiTheme="majorHAnsi" w:cstheme="majorBidi" w:eastAsiaTheme="majorEastAsia" w:hAnsiTheme="majorHAnsi"/>
+      <w:rFonts w:ascii="Calibri" w:hAnsi="Calibri" w:eastAsia="" w:cs="" w:asciiTheme="majorHAnsi" w:cstheme="majorBidi" w:eastAsiaTheme="majorEastAsia" w:hAnsiTheme="majorHAnsi"/>
       <w:b/>
       <w:bCs/>
       <w:color w:themeColor="accent1" w:themeShade="bf" w:val="365F91"/>
@@ -2293,7 +2339,7 @@
     <w:qFormat/>
     <w:rsid w:val="00fc693f"/>
     <w:rPr>
-      <w:rFonts w:ascii="Calibri" w:hAnsi="Calibri" w:eastAsia="ＭＳ ゴシック" w:cs="" w:asciiTheme="majorHAnsi" w:cstheme="majorBidi" w:eastAsiaTheme="majorEastAsia" w:hAnsiTheme="majorHAnsi"/>
+      <w:rFonts w:ascii="Calibri" w:hAnsi="Calibri" w:eastAsia="" w:cs="" w:asciiTheme="majorHAnsi" w:cstheme="majorBidi" w:eastAsiaTheme="majorEastAsia" w:hAnsiTheme="majorHAnsi"/>
       <w:b/>
       <w:bCs/>
       <w:color w:themeColor="accent1" w:val="4F81BD"/>
@@ -2309,7 +2355,7 @@
     <w:qFormat/>
     <w:rsid w:val="00fc693f"/>
     <w:rPr>
-      <w:rFonts w:ascii="Calibri" w:hAnsi="Calibri" w:eastAsia="ＭＳ ゴシック" w:cs="" w:asciiTheme="majorHAnsi" w:cstheme="majorBidi" w:eastAsiaTheme="majorEastAsia" w:hAnsiTheme="majorHAnsi"/>
+      <w:rFonts w:ascii="Calibri" w:hAnsi="Calibri" w:eastAsia="" w:cs="" w:asciiTheme="majorHAnsi" w:cstheme="majorBidi" w:eastAsiaTheme="majorEastAsia" w:hAnsiTheme="majorHAnsi"/>
       <w:b/>
       <w:bCs/>
       <w:color w:themeColor="accent1" w:val="4F81BD"/>
@@ -2323,7 +2369,7 @@
     <w:qFormat/>
     <w:rsid w:val="00fc693f"/>
     <w:rPr>
-      <w:rFonts w:ascii="Calibri" w:hAnsi="Calibri" w:eastAsia="ＭＳ ゴシック" w:cs="" w:asciiTheme="majorHAnsi" w:cstheme="majorBidi" w:eastAsiaTheme="majorEastAsia" w:hAnsiTheme="majorHAnsi"/>
+      <w:rFonts w:ascii="Calibri" w:hAnsi="Calibri" w:eastAsia="" w:cs="" w:asciiTheme="majorHAnsi" w:cstheme="majorBidi" w:eastAsiaTheme="majorEastAsia" w:hAnsiTheme="majorHAnsi"/>
       <w:color w:themeColor="text2" w:themeShade="bf" w:val="17365D"/>
       <w:spacing w:val="5"/>
       <w:kern w:val="2"/>
@@ -2339,7 +2385,7 @@
     <w:qFormat/>
     <w:rsid w:val="00fc693f"/>
     <w:rPr>
-      <w:rFonts w:ascii="Calibri" w:hAnsi="Calibri" w:eastAsia="ＭＳ ゴシック" w:cs="" w:asciiTheme="majorHAnsi" w:cstheme="majorBidi" w:eastAsiaTheme="majorEastAsia" w:hAnsiTheme="majorHAnsi"/>
+      <w:rFonts w:ascii="Calibri" w:hAnsi="Calibri" w:eastAsia="" w:cs="" w:asciiTheme="majorHAnsi" w:cstheme="majorBidi" w:eastAsiaTheme="majorEastAsia" w:hAnsiTheme="majorHAnsi"/>
       <w:i/>
       <w:iCs/>
       <w:color w:themeColor="accent1" w:val="4F81BD"/>
@@ -2412,7 +2458,7 @@
     <w:qFormat/>
     <w:rsid w:val="00fc693f"/>
     <w:rPr>
-      <w:rFonts w:ascii="Calibri" w:hAnsi="Calibri" w:eastAsia="ＭＳ ゴシック" w:cs="" w:asciiTheme="majorHAnsi" w:cstheme="majorBidi" w:eastAsiaTheme="majorEastAsia" w:hAnsiTheme="majorHAnsi"/>
+      <w:rFonts w:ascii="Calibri" w:hAnsi="Calibri" w:eastAsia="" w:cs="" w:asciiTheme="majorHAnsi" w:cstheme="majorBidi" w:eastAsiaTheme="majorEastAsia" w:hAnsiTheme="majorHAnsi"/>
       <w:b/>
       <w:bCs/>
       <w:i/>
@@ -2429,7 +2475,7 @@
     <w:qFormat/>
     <w:rsid w:val="00fc693f"/>
     <w:rPr>
-      <w:rFonts w:ascii="Calibri" w:hAnsi="Calibri" w:eastAsia="ＭＳ ゴシック" w:cs="" w:asciiTheme="majorHAnsi" w:cstheme="majorBidi" w:eastAsiaTheme="majorEastAsia" w:hAnsiTheme="majorHAnsi"/>
+      <w:rFonts w:ascii="Calibri" w:hAnsi="Calibri" w:eastAsia="" w:cs="" w:asciiTheme="majorHAnsi" w:cstheme="majorBidi" w:eastAsiaTheme="majorEastAsia" w:hAnsiTheme="majorHAnsi"/>
       <w:color w:themeColor="accent1" w:themeShade="7f" w:val="243F60"/>
     </w:rPr>
   </w:style>
@@ -2442,7 +2488,7 @@
     <w:qFormat/>
     <w:rsid w:val="00fc693f"/>
     <w:rPr>
-      <w:rFonts w:ascii="Calibri" w:hAnsi="Calibri" w:eastAsia="ＭＳ ゴシック" w:cs="" w:asciiTheme="majorHAnsi" w:cstheme="majorBidi" w:eastAsiaTheme="majorEastAsia" w:hAnsiTheme="majorHAnsi"/>
+      <w:rFonts w:ascii="Calibri" w:hAnsi="Calibri" w:eastAsia="" w:cs="" w:asciiTheme="majorHAnsi" w:cstheme="majorBidi" w:eastAsiaTheme="majorEastAsia" w:hAnsiTheme="majorHAnsi"/>
       <w:i/>
       <w:iCs/>
       <w:color w:themeColor="accent1" w:themeShade="7f" w:val="243F60"/>
@@ -2457,7 +2503,7 @@
     <w:qFormat/>
     <w:rsid w:val="00fc693f"/>
     <w:rPr>
-      <w:rFonts w:ascii="Calibri" w:hAnsi="Calibri" w:eastAsia="ＭＳ ゴシック" w:cs="" w:asciiTheme="majorHAnsi" w:cstheme="majorBidi" w:eastAsiaTheme="majorEastAsia" w:hAnsiTheme="majorHAnsi"/>
+      <w:rFonts w:ascii="Calibri" w:hAnsi="Calibri" w:eastAsia="" w:cs="" w:asciiTheme="majorHAnsi" w:cstheme="majorBidi" w:eastAsiaTheme="majorEastAsia" w:hAnsiTheme="majorHAnsi"/>
       <w:i/>
       <w:iCs/>
       <w:color w:themeColor="text1" w:themeTint="bf" w:val="404040"/>
@@ -2472,7 +2518,7 @@
     <w:qFormat/>
     <w:rsid w:val="00fc693f"/>
     <w:rPr>
-      <w:rFonts w:ascii="Calibri" w:hAnsi="Calibri" w:eastAsia="ＭＳ ゴシック" w:cs="" w:asciiTheme="majorHAnsi" w:cstheme="majorBidi" w:eastAsiaTheme="majorEastAsia" w:hAnsiTheme="majorHAnsi"/>
+      <w:rFonts w:ascii="Calibri" w:hAnsi="Calibri" w:eastAsia="" w:cs="" w:asciiTheme="majorHAnsi" w:cstheme="majorBidi" w:eastAsiaTheme="majorEastAsia" w:hAnsiTheme="majorHAnsi"/>
       <w:color w:themeColor="accent1" w:val="4F81BD"/>
       <w:sz w:val="20"/>
       <w:szCs w:val="20"/>
@@ -2487,7 +2533,7 @@
     <w:qFormat/>
     <w:rsid w:val="00fc693f"/>
     <w:rPr>
-      <w:rFonts w:ascii="Calibri" w:hAnsi="Calibri" w:eastAsia="ＭＳ ゴシック" w:cs="" w:asciiTheme="majorHAnsi" w:cstheme="majorBidi" w:eastAsiaTheme="majorEastAsia" w:hAnsiTheme="majorHAnsi"/>
+      <w:rFonts w:ascii="Calibri" w:hAnsi="Calibri" w:eastAsia="" w:cs="" w:asciiTheme="majorHAnsi" w:cstheme="majorBidi" w:eastAsiaTheme="majorEastAsia" w:hAnsiTheme="majorHAnsi"/>
       <w:i/>
       <w:iCs/>
       <w:color w:themeColor="text1" w:themeTint="bf" w:val="404040"/>
@@ -2717,12 +2763,13 @@
     <w:rsid w:val="00fc693f"/>
     <w:pPr>
       <w:widowControl/>
+      <w:suppressAutoHyphens w:val="true"/>
       <w:bidi w:val="0"/>
       <w:spacing w:lineRule="auto" w:line="240" w:before="0" w:after="0"/>
       <w:jc w:val="start"/>
     </w:pPr>
     <w:rPr>
-      <w:rFonts w:ascii="Cambria" w:hAnsi="Cambria" w:eastAsia="ＭＳ 明朝" w:cs="" w:asciiTheme="minorHAnsi" w:cstheme="minorBidi" w:eastAsiaTheme="minorEastAsia" w:hAnsiTheme="minorHAnsi"/>
+      <w:rFonts w:ascii="Cambria" w:hAnsi="Cambria" w:eastAsia="" w:cs="" w:asciiTheme="minorHAnsi" w:cstheme="minorBidi" w:eastAsiaTheme="minorEastAsia" w:hAnsiTheme="minorHAnsi"/>
       <w:color w:val="auto"/>
       <w:kern w:val="0"/>
       <w:sz w:val="22"/>
@@ -2746,7 +2793,7 @@
       <w:contextualSpacing/>
     </w:pPr>
     <w:rPr>
-      <w:rFonts w:ascii="Calibri" w:hAnsi="Calibri" w:eastAsia="ＭＳ ゴシック" w:cs="" w:asciiTheme="majorHAnsi" w:cstheme="majorBidi" w:eastAsiaTheme="majorEastAsia" w:hAnsiTheme="majorHAnsi"/>
+      <w:rFonts w:ascii="Calibri" w:hAnsi="Calibri" w:eastAsia="" w:cs="" w:asciiTheme="majorHAnsi" w:cstheme="majorBidi" w:eastAsiaTheme="majorEastAsia" w:hAnsiTheme="majorHAnsi"/>
       <w:color w:themeColor="text2" w:themeShade="bf" w:val="17365D"/>
       <w:spacing w:val="5"/>
       <w:kern w:val="2"/>
@@ -2764,7 +2811,7 @@
     <w:rsid w:val="00fc693f"/>
     <w:pPr/>
     <w:rPr>
-      <w:rFonts w:ascii="Calibri" w:hAnsi="Calibri" w:eastAsia="ＭＳ ゴシック" w:cs="" w:asciiTheme="majorHAnsi" w:cstheme="majorBidi" w:eastAsiaTheme="majorEastAsia" w:hAnsiTheme="majorHAnsi"/>
+      <w:rFonts w:ascii="Calibri" w:hAnsi="Calibri" w:eastAsia="" w:cs="" w:asciiTheme="majorHAnsi" w:cstheme="majorBidi" w:eastAsiaTheme="majorEastAsia" w:hAnsiTheme="majorHAnsi"/>
       <w:i/>
       <w:iCs/>
       <w:color w:themeColor="accent1" w:val="4F81BD"/>
@@ -2997,12 +3044,13 @@
         <w:tab w:val="left" w:pos="3456" w:leader="none"/>
         <w:tab w:val="left" w:pos="4032" w:leader="none"/>
       </w:tabs>
+      <w:suppressAutoHyphens w:val="true"/>
       <w:bidi w:val="0"/>
       <w:spacing w:lineRule="auto" w:line="276" w:before="0" w:after="200"/>
       <w:jc w:val="start"/>
     </w:pPr>
     <w:rPr>
-      <w:rFonts w:ascii="Courier" w:hAnsi="Courier" w:eastAsia="ＭＳ 明朝" w:cs="" w:cstheme="minorBidi" w:eastAsiaTheme="minorEastAsia"/>
+      <w:rFonts w:ascii="Courier" w:hAnsi="Courier" w:eastAsia="" w:cs="" w:cstheme="minorBidi" w:eastAsiaTheme="minorEastAsia"/>
       <w:color w:val="auto"/>
       <w:kern w:val="0"/>
       <w:sz w:val="20"/>
@@ -6200,7 +6248,6 @@
       <w:pPr>
         <w:spacing w:before="0" w:after="0" w:line="240" w:lineRule="auto"/>
       </w:pPr>
-      <w:rPr/>
       <w:tblPr/>
       <w:tcPr>
         <w:tcBorders>
@@ -6346,7 +6393,6 @@
       <w:pPr>
         <w:spacing w:before="0" w:after="0" w:line="240" w:lineRule="auto"/>
       </w:pPr>
-      <w:rPr/>
       <w:tblPr/>
       <w:tcPr>
         <w:tcBorders>
@@ -6492,7 +6538,6 @@
       <w:pPr>
         <w:spacing w:before="0" w:after="0" w:line="240" w:lineRule="auto"/>
       </w:pPr>
-      <w:rPr/>
       <w:tblPr/>
       <w:tcPr>
         <w:tcBorders>
@@ -6638,7 +6683,6 @@
       <w:pPr>
         <w:spacing w:before="0" w:after="0" w:line="240" w:lineRule="auto"/>
       </w:pPr>
-      <w:rPr/>
       <w:tblPr/>
       <w:tcPr>
         <w:tcBorders>
@@ -6784,7 +6828,6 @@
       <w:pPr>
         <w:spacing w:before="0" w:after="0" w:line="240" w:lineRule="auto"/>
       </w:pPr>
-      <w:rPr/>
       <w:tblPr/>
       <w:tcPr>
         <w:tcBorders>
@@ -6930,7 +6973,6 @@
       <w:pPr>
         <w:spacing w:before="0" w:after="0" w:line="240" w:lineRule="auto"/>
       </w:pPr>
-      <w:rPr/>
       <w:tblPr/>
       <w:tcPr>
         <w:tcBorders>
@@ -7076,7 +7118,6 @@
       <w:pPr>
         <w:spacing w:before="0" w:after="0" w:line="240" w:lineRule="auto"/>
       </w:pPr>
-      <w:rPr/>
       <w:tblPr/>
       <w:tcPr>
         <w:tcBorders>
